--- a/resources/templates/modelo_proposta_adequacoes_bomba.docx
+++ b/resources/templates/modelo_proposta_adequacoes_bomba.docx
@@ -554,7 +554,23 @@
           <w:sz w:val="24"/>
           <w:szCs w:val="24"/>
         </w:rPr>
-        <w:t>Proposta técnica referente à emissão de laudos e atestados visando renovação do AVCB.</w:t>
+        <w:t xml:space="preserve">Proposta técnica referente </w:t>
+      </w:r>
+      <w:proofErr w:type="gramStart"/>
+      <w:r>
+        <w:rPr>
+          <w:sz w:val="24"/>
+          <w:szCs w:val="24"/>
+        </w:rPr>
+        <w:t>à</w:t>
+      </w:r>
+      <w:proofErr w:type="gramEnd"/>
+      <w:r>
+        <w:rPr>
+          <w:sz w:val="24"/>
+          <w:szCs w:val="24"/>
+        </w:rPr>
+        <w:t xml:space="preserve"> adequações visando renovação do AVCB.</w:t>
       </w:r>
     </w:p>
     <w:p>
@@ -569,6 +585,7 @@
           <w:b/>
           <w:sz w:val="26"/>
           <w:szCs w:val="26"/>
+          <w:u w:val="single"/>
         </w:rPr>
       </w:pPr>
     </w:p>
